--- a/task3-3dbbox-pipeline/docs/Task3_신규task_진행보고.docx
+++ b/task3-3dbbox-pipeline/docs/Task3_신규task_진행보고.docx
@@ -1802,8 +1802,7 @@
                 <w:sz w:val="17"/>
                 <w:szCs w:val="17"/>
               </w:rPr>
-              <w:t xml:space="preserve">HE 노트북 마스크 변동 최소(CV 0.166)
-HRI 장미 줄기까지 복원</w:t>
+              <w:t xml:space="preserve">HE deformable 수건 — 구겨진 윤곽과 그리퍼에 가려진 홈까지 정확히 분할(71,479px)</w:t>
             </w:r>
           </w:p>
         </w:tc>
@@ -1829,8 +1828,8 @@
                 <w:sz w:val="17"/>
                 <w:szCs w:val="17"/>
               </w:rPr>
-              <w:t xml:space="preserve">PickDrink 손목 마스크 소실(중앙 74px)
-PickToothpaste 마스크 16배 과팽창</w:t>
+              <w:t xml:space="preserve">PickDrink 손목 — 대상이 화면 밖인데 184px 마스크 생성 → 9.8cm 박스 산출
+(이 유닛 마스크 크기 변동 93배)</w:t>
             </w:r>
           </w:p>
         </w:tc>
@@ -1964,7 +1963,7 @@
                 <w:sz w:val="17"/>
                 <w:szCs w:val="17"/>
               </w:rPr>
-              <w:t xml:space="preserve">물병 5.4×10.3×5.2cm (원통 복원)</w:t>
+              <w:t xml:space="preserve">PickDoll 인형 29.1×28.0×19.2cm — 점군이 깊이 방향 20.4cm로 퍼져 부피가 산출됨</w:t>
             </w:r>
           </w:p>
         </w:tc>
@@ -1990,7 +1989,7 @@
                 <w:sz w:val="17"/>
                 <w:szCs w:val="17"/>
               </w:rPr>
-              <w:t xml:space="preserve">단일 시점 두께 결손 — 구형 사과 z=1.9cm / 손목 초근접 배경 혼입</w:t>
+              <w:t xml:space="preserve">PickApple 사과 6.4×5.4×1.4cm — 표면만 얇은 껍질로 찍혀 두께 붕괴(실물 지름 약 7cm)</w:t>
             </w:r>
           </w:p>
         </w:tc>
@@ -2067,7 +2066,7 @@
       <w:r>
         <w:drawing>
           <wp:inline distT="0" distB="0" distL="0" distR="0">
-            <wp:extent cx="5905500" cy="2381250"/>
+            <wp:extent cx="5905500" cy="2600325"/>
             <wp:effectExtent t="0" r="0" b="0" l="0"/>
             <wp:docPr id="1" name="" descr="" title=""/>
             <wp:cNvGraphicFramePr>
@@ -2092,7 +2091,7 @@
                   <pic:spPr bwMode="auto">
                     <a:xfrm>
                       <a:off x="0" y="0"/>
-                      <a:ext cx="5905500" cy="2381250"/>
+                      <a:ext cx="5905500" cy="2600325"/>
                     </a:xfrm>
                     <a:prstGeom prst="rect">
                       <a:avLst/>
@@ -2119,7 +2118,7 @@
           <w:sz w:val="16"/>
           <w:szCs w:val="16"/>
         </w:rPr>
-        <w:t xml:space="preserve">그림 4. SAM 2.1 — 베스트(장미 줄기까지 마스크 복원) vs 워스트(손목 카메라에서 마스크 소실).</w:t>
+        <w:t xml:space="preserve">그림 4. SAM 2.1 — 베스트(수건: 구겨진 윤곽과 가려진 홈까지 분할) vs 워스트(대상이 화면 밖인데도 배경에 마스크 생성). SAM은 주어진 박스 안에서 반드시 무언가를 분할하므로, 박스가 틀리면 배경이 물체가 된다.</w:t>
       </w:r>
     </w:p>
     <w:p>
@@ -2130,7 +2129,7 @@
       <w:r>
         <w:drawing>
           <wp:inline distT="0" distB="0" distL="0" distR="0">
-            <wp:extent cx="5905500" cy="2381250"/>
+            <wp:extent cx="4762500" cy="4343400"/>
             <wp:effectExtent t="0" r="0" b="0" l="0"/>
             <wp:docPr id="1" name="" descr="" title=""/>
             <wp:cNvGraphicFramePr>
@@ -2155,7 +2154,7 @@
                   <pic:spPr bwMode="auto">
                     <a:xfrm>
                       <a:off x="0" y="0"/>
-                      <a:ext cx="5905500" cy="2381250"/>
+                      <a:ext cx="4762500" cy="4343400"/>
                     </a:xfrm>
                     <a:prstGeom prst="rect">
                       <a:avLst/>
@@ -2182,7 +2181,7 @@
           <w:sz w:val="16"/>
           <w:szCs w:val="16"/>
         </w:rPr>
-        <w:t xml:space="preserve">그림 5. Back-projection의 구조적 한계 — 단일 시점이라 깊이 방향 두께가 얇게 나오고(사과), 손목 초근접에서는 배경이 섞여 크기가 부푼다(큐브).</w:t>
+        <w:t xml:space="preserve">그림 5. Back-projection — 마스크 픽셀을 3D로 쏜 점군을 위에서 본 모습(오른쪽). 물체가 깊이 방향으로 누워 있으면 부피가 나오지만(위, 인형), 구형이면 점이 표면에만 얇은 껍질로 찍혀 두께가 무너진다(아래, 사과).</w:t>
       </w:r>
     </w:p>
     <w:p>

--- a/task3-3dbbox-pipeline/docs/Task3_신규task_진행보고.docx
+++ b/task3-3dbbox-pipeline/docs/Task3_신규task_진행보고.docx
@@ -1802,7 +1802,7 @@
                 <w:sz w:val="17"/>
                 <w:szCs w:val="17"/>
               </w:rPr>
-              <w:t xml:space="preserve">HE deformable 수건 — 구겨진 윤곽과 그리퍼에 가려진 홈까지 정확히 분할(71,479px)</w:t>
+              <w:t xml:space="preserve">HE deformable 수건 — 구겨진 윤곽과 그리퍼에 가려진 홈까지 하나의 영역으로 분할(71,479px)</w:t>
             </w:r>
           </w:p>
         </w:tc>
@@ -1828,8 +1828,8 @@
                 <w:sz w:val="17"/>
                 <w:szCs w:val="17"/>
               </w:rPr>
-              <w:t xml:space="preserve">PickDrink 손목 — 대상이 화면 밖인데 184px 마스크 생성 → 9.8cm 박스 산출
-(이 유닛 마스크 크기 변동 93배)</w:t>
+              <w:t xml:space="preserve">같은 수건을 들어 올리는 순간 — 로봇 팔이 가로지르자 마스크가 5조각으로 파편화(22,000px)
+3D 크기도 함께 붕괴 61.7 → 24.7cm</w:t>
             </w:r>
           </w:p>
         </w:tc>
@@ -1963,7 +1963,7 @@
                 <w:sz w:val="17"/>
                 <w:szCs w:val="17"/>
               </w:rPr>
-              <w:t xml:space="preserve">PickDoll 인형 29.1×28.0×19.2cm — 점군이 깊이 방향 20.4cm로 퍼져 부피가 산출됨</w:t>
+              <w:t xml:space="preserve">머리 카메라 — 루빅스 큐브 7×6×3cm(실물 5.7cm), 사과 6×6×2cm(실물 약 7cm)</w:t>
             </w:r>
           </w:p>
         </w:tc>
@@ -1989,7 +1989,8 @@
                 <w:sz w:val="17"/>
                 <w:szCs w:val="17"/>
               </w:rPr>
-              <w:t xml:space="preserve">PickApple 사과 6.4×5.4×1.4cm — 표면만 얇은 껍질로 찍혀 두께 붕괴(실물 지름 약 7cm)</w:t>
+              <w:t xml:space="preserve">같은 물체를 손목 카메라로 보면 큐브 13×16×5cm, 사과 14×14×3cm — 2.3~2.5배 과대
+깊이 축은 두 카메라 모두 실물의 1/3 수준</w:t>
             </w:r>
           </w:p>
         </w:tc>
@@ -2066,7 +2067,7 @@
       <w:r>
         <w:drawing>
           <wp:inline distT="0" distB="0" distL="0" distR="0">
-            <wp:extent cx="5905500" cy="2600325"/>
+            <wp:extent cx="5905500" cy="2590800"/>
             <wp:effectExtent t="0" r="0" b="0" l="0"/>
             <wp:docPr id="1" name="" descr="" title=""/>
             <wp:cNvGraphicFramePr>
@@ -2091,7 +2092,7 @@
                   <pic:spPr bwMode="auto">
                     <a:xfrm>
                       <a:off x="0" y="0"/>
-                      <a:ext cx="5905500" cy="2600325"/>
+                      <a:ext cx="5905500" cy="2590800"/>
                     </a:xfrm>
                     <a:prstGeom prst="rect">
                       <a:avLst/>
@@ -2118,7 +2119,7 @@
           <w:sz w:val="16"/>
           <w:szCs w:val="16"/>
         </w:rPr>
-        <w:t xml:space="preserve">그림 4. SAM 2.1 — 베스트(수건: 구겨진 윤곽과 가려진 홈까지 분할) vs 워스트(대상이 화면 밖인데도 배경에 마스크 생성). SAM은 주어진 박스 안에서 반드시 무언가를 분할하므로, 박스가 틀리면 배경이 물체가 된다.</w:t>
+        <w:t xml:space="preserve">그림 4. SAM 2.1 — 같은 수건, 같은 에피소드. 책상에 놓였을 때는 구겨진 윤곽까지 하나로 정확히 분할하지만(좌), 로봇이 들어 올려 팔이 물체를 가로지르면 마스크가 조각난다(우).</w:t>
       </w:r>
     </w:p>
     <w:p>
@@ -2129,7 +2130,7 @@
       <w:r>
         <w:drawing>
           <wp:inline distT="0" distB="0" distL="0" distR="0">
-            <wp:extent cx="4762500" cy="4343400"/>
+            <wp:extent cx="4667250" cy="4095750"/>
             <wp:effectExtent t="0" r="0" b="0" l="0"/>
             <wp:docPr id="1" name="" descr="" title=""/>
             <wp:cNvGraphicFramePr>
@@ -2154,7 +2155,7 @@
                   <pic:spPr bwMode="auto">
                     <a:xfrm>
                       <a:off x="0" y="0"/>
-                      <a:ext cx="4762500" cy="4343400"/>
+                      <a:ext cx="4667250" cy="4095750"/>
                     </a:xfrm>
                     <a:prstGeom prst="rect">
                       <a:avLst/>
@@ -2181,7 +2182,7 @@
           <w:sz w:val="16"/>
           <w:szCs w:val="16"/>
         </w:rPr>
-        <w:t xml:space="preserve">그림 5. Back-projection — 마스크 픽셀을 3D로 쏜 점군을 위에서 본 모습(오른쪽). 물체가 깊이 방향으로 누워 있으면 부피가 나오지만(위, 인형), 구형이면 점이 표면에만 얇은 껍질로 찍혀 두께가 무너진다(아래, 사과).</w:t>
+        <w:t xml:space="preserve">그림 5. Back-projection — 같은 물체를 머리(좌)/손목(우) 카메라로 본 3D box. 머리 카메라는 실물 크기와 맞지만, 손목 카메라는 물체와 20cm 거리라 깊이 오차가 그대로 크기로 증폭돼 2배 이상 과대평가된다.</w:t>
       </w:r>
     </w:p>
     <w:p>
